--- a/hin/docx/009.content.docx
+++ b/hin/docx/009.content.docx
@@ -688,18 +688,12 @@
           <w:lang w:val="hi_IN" w:bidi="hi_IN"/>
         </w:rPr>
       </w:r>
-      <w:hyperlink r:id="rId13">
-        <w:r>
-          <w:rPr>
-            <w:lang w:val="hi_IN" w:bidi="hi_IN"/>
-          </w:rPr>
-          <w:rPr>
-            <w:color w:val="0000EE"/>
-            <w:u w:val="single"/>
-          </w:rPr>
-          <w:t>1 इतिहास 3:21</w:t>
-        </w:r>
-      </w:hyperlink>
+      <w:r>
+        <w:rPr>
+          <w:lang w:val="hi_IN" w:bidi="hi_IN"/>
+        </w:rPr>
+        <w:t>1 इतिहास 3:21</w:t>
+      </w:r>
     </w:p>
     <w:p>
       <w:pPr>
@@ -712,18 +706,12 @@
           <w:lang w:val="hi_IN" w:bidi="hi_IN"/>
         </w:rPr>
       </w:r>
-      <w:hyperlink r:id="rId13">
-        <w:r>
-          <w:rPr>
-            <w:lang w:val="hi_IN" w:bidi="hi_IN"/>
-          </w:rPr>
-          <w:rPr>
-            <w:color w:val="0000EE"/>
-            <w:u w:val="single"/>
-          </w:rPr>
-          <w:t>1 इतिहास 8:38–40</w:t>
-        </w:r>
-      </w:hyperlink>
+      <w:r>
+        <w:rPr>
+          <w:lang w:val="hi_IN" w:bidi="hi_IN"/>
+        </w:rPr>
+        <w:t>1 इतिहास 8:38–40</w:t>
+      </w:r>
     </w:p>
     <w:p>
       <w:pPr>
@@ -736,18 +724,12 @@
           <w:lang w:val="hi_IN" w:bidi="hi_IN"/>
         </w:rPr>
       </w:r>
-      <w:hyperlink r:id="rId14">
-        <w:r>
-          <w:rPr>
-            <w:lang w:val="hi_IN" w:bidi="hi_IN"/>
-          </w:rPr>
-          <w:rPr>
-            <w:color w:val="0000EE"/>
-            <w:u w:val="single"/>
-          </w:rPr>
-          <w:t>एज्रा 8:8–11</w:t>
-        </w:r>
-      </w:hyperlink>
+      <w:r>
+        <w:rPr>
+          <w:lang w:val="hi_IN" w:bidi="hi_IN"/>
+        </w:rPr>
+        <w:t>एज्रा 8:8–11</w:t>
+      </w:r>
     </w:p>
     <w:p>
       <w:pPr>
@@ -760,18 +742,12 @@
           <w:lang w:val="hi_IN" w:bidi="hi_IN"/>
         </w:rPr>
       </w:r>
-      <w:hyperlink r:id="rId15">
-        <w:r>
-          <w:rPr>
-            <w:lang w:val="hi_IN" w:bidi="hi_IN"/>
-          </w:rPr>
-          <w:rPr>
-            <w:color w:val="0000EE"/>
-            <w:u w:val="single"/>
-          </w:rPr>
-          <w:t>ओबद्याह 1:2</w:t>
-        </w:r>
-      </w:hyperlink>
+      <w:r>
+        <w:rPr>
+          <w:lang w:val="hi_IN" w:bidi="hi_IN"/>
+        </w:rPr>
+        <w:t>ओबद्याह 1:2</w:t>
+      </w:r>
     </w:p>
     <w:p>
       <w:pPr>
@@ -1013,18 +989,12 @@
           <w:lang w:val="hi_IN" w:bidi="hi_IN"/>
         </w:rPr>
       </w:r>
-      <w:hyperlink r:id="rId16">
-        <w:r>
-          <w:rPr>
-            <w:lang w:val="hi_IN" w:bidi="hi_IN"/>
-          </w:rPr>
-          <w:rPr>
-            <w:color w:val="0000EE"/>
-            <w:u w:val="single"/>
-          </w:rPr>
-          <w:t>2 इतिहास 22:1–3</w:t>
-        </w:r>
-      </w:hyperlink>
+      <w:r>
+        <w:rPr>
+          <w:lang w:val="hi_IN" w:bidi="hi_IN"/>
+        </w:rPr>
+        <w:t>2 इतिहास 22:1–3</w:t>
+      </w:r>
     </w:p>
     <w:p>
       <w:pPr>
@@ -1222,18 +1192,12 @@
           <w:lang w:val="hi_IN" w:bidi="hi_IN"/>
         </w:rPr>
       </w:r>
-      <w:hyperlink r:id="rId17">
-        <w:r>
-          <w:rPr>
-            <w:lang w:val="hi_IN" w:bidi="hi_IN"/>
-          </w:rPr>
-          <w:rPr>
-            <w:color w:val="0000EE"/>
-            <w:u w:val="single"/>
-          </w:rPr>
-          <w:t>मत्ती 27:27–29</w:t>
-        </w:r>
-      </w:hyperlink>
+      <w:r>
+        <w:rPr>
+          <w:lang w:val="hi_IN" w:bidi="hi_IN"/>
+        </w:rPr>
+        <w:t>मत्ती 27:27–29</w:t>
+      </w:r>
     </w:p>
     <w:p>
       <w:pPr>
@@ -1246,18 +1210,12 @@
           <w:lang w:val="hi_IN" w:bidi="hi_IN"/>
         </w:rPr>
       </w:r>
-      <w:hyperlink r:id="rId18">
-        <w:r>
-          <w:rPr>
-            <w:lang w:val="hi_IN" w:bidi="hi_IN"/>
-          </w:rPr>
-          <w:rPr>
-            <w:color w:val="0000EE"/>
-            <w:u w:val="single"/>
-          </w:rPr>
-          <w:t>मत्ती 28:8–10</w:t>
-        </w:r>
-      </w:hyperlink>
+      <w:r>
+        <w:rPr>
+          <w:lang w:val="hi_IN" w:bidi="hi_IN"/>
+        </w:rPr>
+        <w:t>मत्ती 28:8–10</w:t>
+      </w:r>
     </w:p>
     <w:p>
       <w:pPr>
@@ -1306,18 +1264,12 @@
           <w:lang w:val="hi_IN" w:bidi="hi_IN"/>
         </w:rPr>
       </w:r>
-      <w:hyperlink r:id="rId19">
-        <w:r>
-          <w:rPr>
-            <w:lang w:val="hi_IN" w:bidi="hi_IN"/>
-          </w:rPr>
-          <w:rPr>
-            <w:color w:val="0000EE"/>
-            <w:u w:val="single"/>
-          </w:rPr>
-          <w:t>प्रकाशितवाक्य 08:6–7</w:t>
-        </w:r>
-      </w:hyperlink>
+      <w:r>
+        <w:rPr>
+          <w:lang w:val="hi_IN" w:bidi="hi_IN"/>
+        </w:rPr>
+        <w:t>प्रकाशितवाक्य 08:6–7</w:t>
+      </w:r>
     </w:p>
     <w:p>
       <w:pPr>
@@ -1583,18 +1535,12 @@
           <w:lang w:val="hi_IN" w:bidi="hi_IN"/>
         </w:rPr>
       </w:r>
-      <w:hyperlink r:id="rId20">
-        <w:r>
-          <w:rPr>
-            <w:lang w:val="hi_IN" w:bidi="hi_IN"/>
-          </w:rPr>
-          <w:rPr>
-            <w:color w:val="0000EE"/>
-            <w:u w:val="single"/>
-          </w:rPr>
-          <w:t>यशायाह 21:10</w:t>
-        </w:r>
-      </w:hyperlink>
+      <w:r>
+        <w:rPr>
+          <w:lang w:val="hi_IN" w:bidi="hi_IN"/>
+        </w:rPr>
+        <w:t>यशायाह 21:10</w:t>
+      </w:r>
     </w:p>
     <w:p>
       <w:pPr>
@@ -1607,18 +1553,12 @@
           <w:lang w:val="hi_IN" w:bidi="hi_IN"/>
         </w:rPr>
       </w:r>
-      <w:hyperlink r:id="rId21">
-        <w:r>
-          <w:rPr>
-            <w:lang w:val="hi_IN" w:bidi="hi_IN"/>
-          </w:rPr>
-          <w:rPr>
-            <w:color w:val="0000EE"/>
-            <w:u w:val="single"/>
-          </w:rPr>
-          <w:t>लूका 22:31</w:t>
-        </w:r>
-      </w:hyperlink>
+      <w:r>
+        <w:rPr>
+          <w:lang w:val="hi_IN" w:bidi="hi_IN"/>
+        </w:rPr>
+        <w:t>लूका 22:31</w:t>
+      </w:r>
     </w:p>
     <w:p>
       <w:pPr>
@@ -1631,18 +1571,12 @@
           <w:lang w:val="hi_IN" w:bidi="hi_IN"/>
         </w:rPr>
       </w:r>
-      <w:hyperlink r:id="rId22">
-        <w:r>
-          <w:rPr>
-            <w:lang w:val="hi_IN" w:bidi="hi_IN"/>
-          </w:rPr>
-          <w:rPr>
-            <w:color w:val="0000EE"/>
-            <w:u w:val="single"/>
-          </w:rPr>
-          <w:t>मत्ती 3:12</w:t>
-        </w:r>
-      </w:hyperlink>
+      <w:r>
+        <w:rPr>
+          <w:lang w:val="hi_IN" w:bidi="hi_IN"/>
+        </w:rPr>
+        <w:t>मत्ती 3:12</w:t>
+      </w:r>
     </w:p>
     <w:p>
       <w:pPr>
@@ -1655,18 +1589,12 @@
           <w:lang w:val="hi_IN" w:bidi="hi_IN"/>
         </w:rPr>
       </w:r>
-      <w:hyperlink r:id="rId23">
-        <w:r>
-          <w:rPr>
-            <w:lang w:val="hi_IN" w:bidi="hi_IN"/>
-          </w:rPr>
-          <w:rPr>
-            <w:color w:val="0000EE"/>
-            <w:u w:val="single"/>
-          </w:rPr>
-          <w:t>नीतिवचन 20:8</w:t>
-        </w:r>
-      </w:hyperlink>
+      <w:r>
+        <w:rPr>
+          <w:lang w:val="hi_IN" w:bidi="hi_IN"/>
+        </w:rPr>
+        <w:t>नीतिवचन 20:8</w:t>
+      </w:r>
     </w:p>
     <w:p>
       <w:pPr>
@@ -1679,18 +1607,12 @@
           <w:lang w:val="hi_IN" w:bidi="hi_IN"/>
         </w:rPr>
       </w:r>
-      <w:hyperlink r:id="rId24">
-        <w:r>
-          <w:rPr>
-            <w:lang w:val="hi_IN" w:bidi="hi_IN"/>
-          </w:rPr>
-          <w:rPr>
-            <w:color w:val="0000EE"/>
-            <w:u w:val="single"/>
-          </w:rPr>
-          <w:t>रूत 3:2</w:t>
-        </w:r>
-      </w:hyperlink>
+      <w:r>
+        <w:rPr>
+          <w:lang w:val="hi_IN" w:bidi="hi_IN"/>
+        </w:rPr>
+        <w:t>रूत 3:2</w:t>
+      </w:r>
     </w:p>
     <w:p>
       <w:pPr>
